--- a/Fase 2/Evidencias grupales/2.4_GuiaEstudiante_Fase 2_DesarrolloProyecto APT (Español).docx
+++ b/Fase 2/Evidencias grupales/2.4_GuiaEstudiante_Fase 2_DesarrolloProyecto APT (Español).docx
@@ -649,7 +649,7 @@
                 <w:szCs w:val="20"/>
                 <w:lang w:eastAsia="es-CL"/>
               </w:rPr>
-              <w:t>En relación con los objetivos específicos, están cumplidos el registro de la ficha del colaborador y el estado de las solicitudes, y avanzados la generación de solicitudes y el flujo de aprobación en dos niveles, que ya operan en backend y en pantalla. La sincronización con Rex+ también está avanzada: opera con un cliente simulado, porque contratar la API de Rex+ no corresponde a un proyecto de título, de modo que el flujo puede demostrarse de punta a punta sin conectarse al ERP real. Está diseñado, pendiente de construir, que el contrato se registre al enviar la solicitud y no al aprobarla.</w:t>
+              <w:t>En relación con los objetivos específicos, están cumplidos el registro de la ficha del colaborador y el estado de las solicitudes, y avanzados la generación de solicitudes y el flujo de aprobación en dos niveles, que ya operan en backend y en pantalla. La sincronización con Rex+ también está avanzada: opera con un cliente simulado, porque contratar la API de Rex+ no corresponde a un proyecto de título, de modo que el flujo puede demostrarse de punta a punta sin conectarse al ERP real. El contrato ahora se registra al enviar la solicitud (con estado "Pendiente de aprobación"), no al aprobarla — este punto fue completado tras la entrega del informe de avance y queda documentado en la Sumativa Avance Fase 2 (2.5).</w:t>
             </w:r>
           </w:p>
         </w:tc>
